--- a/docx/IA-10.docx
+++ b/docx/IA-10.docx
@@ -15,7 +15,7 @@
         <w:pStyle w:val="Heading1"/>
       </w:pPr>
       <w:r>
-        <w:t>LEY QUE REGULA LA ANONIMIZACIÓN, LOS DATOS SINTÉTICOS Y LOS ENTORNOS SEGUROS DE ACCESO A DATOS PÚBLICOS PARA INVESTIGACIÓN E INTELIGENCIA ARTIFICIAL</w:t>
+        <w:t>LEY QUE REGULA LOS DATOS SINTÉTICOS, LOS ENTORNOS SEGUROS DE ACCESO A DATOS PÚBLICOS Y LA REIDENTIFICACIÓN PARA LA INVESTIGACIÓN Y LA INTELIGENCIA ARTIFICIAL</w:t>
       </w:r>
     </w:p>
     <w:p>
@@ -44,7 +44,7 @@
         <w:rPr>
           <w:b/>
         </w:rPr>
-        <w:t>LEY QUE REGULA LA ANONIMIZACIÓN, LOS DATOS SINTÉTICOS Y LOS ENTORNOS SEGUROS DE ACCESO A DATOS PÚBLICOS PARA INVESTIGACIÓN E INTELIGENCIA ARTIFICIAL</w:t>
+        <w:t>LEY QUE REGULA LOS DATOS SINTÉTICOS, LOS ENTORNOS SEGUROS DE ACCESO A DATOS PÚBLICOS Y LA REIDENTIFICACIÓN PARA LA INVESTIGACIÓN Y LA INTELIGENCIA ARTIFICIAL</w:t>
       </w:r>
     </w:p>
     <w:p>
@@ -59,7 +59,7 @@
         <w:br/>
       </w:r>
       <w:r>
-        <w:t>La presente ley tiene por objeto habilitar la reutilización segura de datos públicos para la investigación y el desarrollo de inteligencia artificial, mediante reglas de anonimización, datos sintéticos y entornos seguros de acceso, garantizando la protección de datos personales.</w:t>
+        <w:t>La presente ley tiene por objeto habilitar la reutilización segura de datos públicos para la investigación y el desarrollo de inteligencia artificial, mediante reglas sobre datos sintéticos, entornos seguros de acceso y reidentificación, garantizando la protección de datos personales.</w:t>
       </w:r>
     </w:p>
     <w:p>
@@ -74,7 +74,9 @@
         <w:br/>
       </w:r>
       <w:r>
-        <w:t>Para efectos de la presente ley: a) Anonimización: procedimiento irreversible que impide, con medios razonablemente previsibles, identificar directa o indirectamente al titular; b) Seudonimización: sustitución de identificadores que permite la reidentificación con información adicional custodiada por separado; c) Datos sintéticos: datos generados artificialmente a partir de modelos estadísticos o de IA que reproducen propiedades de un conjunto original sin corresponder a personas reales; d) Entorno seguro de acceso: infraestructura controlada donde investigadores acreditados analizan datos seudonimizados sin poder extraerlos.</w:t>
+        <w:t>2.1. Los términos anonimización y disociación tienen el significado que les atribuye el artículo 2 de la Ley 29733, Ley de Protección de Datos Personales.</w:t>
+        <w:br/>
+        <w:t>2.2. Para efectos de la presente ley se entiende por: a) Datos sintéticos: datos generados artificialmente a partir de modelos estadísticos o de inteligencia artificial que reproducen propiedades de un conjunto original sin corresponder a personas reales; b) Entorno seguro de acceso: infraestructura controlada donde investigadores acreditados analizan datos disociados sin poder extraer datos individuales.</w:t>
       </w:r>
     </w:p>
     <w:p>
@@ -89,9 +91,9 @@
         <w:br/>
       </w:r>
       <w:r>
-        <w:t>3.1. La Autoridad Nacional de Protección de Datos Personales, en coordinación con el Instituto Nacional de Estadística e Informática (INEI) y la Secretaría de Gobierno y Transformación Digital, aprueba el estándar técnico de anonimización y de generación y evaluación de datos sintéticos, que incluye pruebas de riesgo de reidentificación y métricas de utilidad.</w:t>
+        <w:t>3.1. La Autoridad Nacional de Protección de Datos Personales, en coordinación con el Instituto Nacional de Estadística e Informática (INEI) y la Secretaría de Gobierno y Transformación Digital de la Presidencia del Consejo de Ministros, aprueba mediante resolución publicada en el diario oficial El Peruano el estándar técnico de anonimización y de generación y evaluación de datos sintéticos, que incluye pruebas de riesgo de reidentificación y de inferencia de pertenencia y métricas de utilidad. El estándar se revisa al menos cada dos años y es el estándar nacional de referencia para la anonimización de datos públicos.</w:t>
         <w:br/>
-        <w:t>3.2. Los datos anonimizados y los datos sintéticos que cumplan el estándar no constituyen datos personales para efectos de la Ley 29733.</w:t>
+        <w:t>3.2. Los datos anonimizados y los datos sintéticos que superen las pruebas del estándar se presumen no personales para efectos de la Ley 29733, salvo que se acredite que permiten identificar a una persona con medios razonablemente previsibles. El responsable conserva la documentación de las pruebas y repite la evaluación cuando cambien las técnicas disponibles. Si se comprueba que un conjunto permite identificar a personas, recupera la condición de dato personal y la entidad suspende su difusión y aplica nuevamente el procedimiento.</w:t>
       </w:r>
     </w:p>
     <w:p>
@@ -106,11 +108,13 @@
         <w:br/>
       </w:r>
       <w:r>
-        <w:t>4.1. El INEI y las entidades que custodien registros administrativos de alto valor pueden implementar entornos seguros de acceso para investigadores acreditados.</w:t>
+        <w:t>4.1. El INEI y las entidades que custodien registros administrativos de alto valor pueden implementar entornos seguros de acceso para investigadores acreditados, preferentemente mediante un entorno centralizado con acceso remoto para varias entidades.</w:t>
         <w:br/>
-        <w:t>4.2. El acceso se otorga por proyecto, con finalidad de interés público o científico, compromiso de confidencialidad, registro de consultas y control de los resultados antes de su publicación.</w:t>
+        <w:t>4.2. El acceso se otorga por proyecto, con finalidad de interés público o científico, compromiso de confidencialidad, registro de consultas y control de los resultados antes de su extracción para impedir la divulgación de casos individuales. La relación de proyectos autorizados se publica.</w:t>
         <w:br/>
-        <w:t>4.3. La relación de proyectos autorizados se publica.</w:t>
+        <w:t>4.3. Los entornos seguros cumplen como mínimo: autenticación multifactor; ausencia de canales de salida de datos no autorizados; registro y conservación de las consultas y accesos; cifrado en reposo; y notificación de incidentes al Centro Nacional de Seguridad Digital y a la Autoridad Nacional de Protección de Datos Personales conforme a la normativa vigente.</w:t>
+        <w:br/>
+        <w:t>4.4. El acceso a datos disociados en entornos seguros de acceso conforme a la presente ley no vulnera el secreto estadístico regulado en el artículo 97 del Decreto Legislativo 604, Ley de Organización y Funciones del Instituto Nacional de Estadística e Informática, siempre que no se divulguen resultados que permitan identificar a los informantes. No comprende la información protegida por el secreto bancario ni por la reserva tributaria.</w:t>
       </w:r>
     </w:p>
     <w:p>
@@ -121,11 +125,13 @@
         <w:rPr>
           <w:b/>
         </w:rPr>
-        <w:t>Artículo 5. Acreditación de investigadores</w:t>
+        <w:t>Artículo 5. Acreditación de investigadores y salvaguardas para datos sensibles</w:t>
         <w:br/>
       </w:r>
       <w:r>
-        <w:t>Pueden acreditarse investigadores de universidades, institutos de investigación y entidades públicas, y de empresas en proyectos colaborativos con estos, conforme a los requisitos del reglamento, que incluyen capacitación en protección de datos y la suscripción de un acuerdo de uso.</w:t>
+        <w:t>5.1. Pueden acreditarse investigadores de universidades, institutos de investigación y entidades públicas, y de empresas en proyectos colaborativos con estos, conforme a los requisitos del reglamento, que incluyen capacitación en protección de datos y la suscripción de un acuerdo de uso.</w:t>
+        <w:br/>
+        <w:t>5.2. Tratándose de datos sensibles, el acceso requiere además: a) evaluación de impacto en protección de datos aprobada por la entidad custodia; b) aprobación del proyecto por un comité de ética de la investigación registrado; y c) que la finalidad no pueda alcanzarse con datos anonimizados o sintéticos.</w:t>
       </w:r>
     </w:p>
     <w:p>
@@ -136,15 +142,21 @@
         <w:rPr>
           <w:b/>
         </w:rPr>
-        <w:t>Artículo 6. Incorporación del artículo 14-A a la Ley 29733</w:t>
+        <w:t>Artículo 6. Modificación del numeral 8 del artículo 14 de la Ley 29733</w:t>
         <w:br/>
       </w:r>
       <w:r>
-        <w:t>Incorpórase el artículo 14-A a la Ley 29733, Ley de Protección de Datos Personales, con el texto siguiente:</w:t>
+        <w:t>Se modifica el numeral 8 del artículo 14 de la Ley 29733, Ley de Protección de Datos Personales, en los términos siguientes:</w:t>
         <w:br/>
-        <w:t>«Artículo 14-A. Tratamiento para investigación y desarrollo de inteligencia artificial</w:t>
+        <w:t>«Artículo 14. Limitaciones al consentimiento para el tratamiento de datos personales</w:t>
         <w:br/>
-        <w:t>No se requiere el consentimiento del titular para el tratamiento de datos personales seudonimizados con fines de investigación científica o estadística de interés público, incluido el desarrollo y evaluación de sistemas de inteligencia artificial, siempre que se realice dentro de un entorno seguro de acceso autorizado conforme a ley, con medidas que impidan la reidentificación y sin adoptar decisiones sobre personas concretas.»</w:t>
+        <w:t>No se requiere el consentimiento del titular de datos personales, para los efectos de su tratamiento, en los siguientes casos:</w:t>
+        <w:br/>
+        <w:t>(…)</w:t>
+        <w:br/>
+        <w:t>8. Cuando se hubiera aplicado un procedimiento de anonimización o disociación. El tratamiento de datos disociados de entidades públicas con fines de investigación científica o estadística de interés público, incluido el desarrollo y evaluación de sistemas de inteligencia artificial, se realiza preferentemente en un entorno seguro de acceso autorizado conforme a ley, sin adoptar decisiones sobre personas concretas; el reglamento establece los casos en que puede autorizarse su transferencia fuera de dichos entornos.</w:t>
+        <w:br/>
+        <w:t>(…)»</w:t>
       </w:r>
     </w:p>
     <w:p>
@@ -155,13 +167,15 @@
         <w:rPr>
           <w:b/>
         </w:rPr>
-        <w:t>Artículo 7. Prohibición de reidentificación</w:t>
+        <w:t>Artículo 7. Reidentificación: prohibición, infracción y excepción de buena fe</w:t>
         <w:br/>
       </w:r>
       <w:r>
-        <w:t>7.1. Se prohíbe reidentificar o intentar reidentificar a personas a partir de datos anonimizados, seudonimizados o sintéticos, salvo en pruebas de robustez autorizadas por la entidad responsable.</w:t>
+        <w:t>7.1. Se prohíbe reidentificar a personas a partir de datos anonimizados, disociados o sintéticos fuera de los supuestos autorizados, así como utilizar, divulgar o comercializar datos reidentificados.</w:t>
         <w:br/>
-        <w:t>7.2. La reidentificación constituye infracción muy grave en el régimen sancionador de la Ley 29733, sin perjuicio de la responsabilidad penal que corresponda.</w:t>
+        <w:t>7.2. Constituye infracción muy grave, imputable a cualquier persona natural o jurídica y sancionable por la Autoridad Nacional de Protección de Datos Personales con multa conforme al artículo 39 de la Ley 29733 y a su procedimiento sancionador, la conducta prohibida en el numeral 7.1, sin perjuicio de la responsabilidad penal que corresponda.</w:t>
+        <w:br/>
+        <w:t>7.3. No constituye infracción la prueba de reidentificación realizada por la entidad responsable como prueba de robustez, ni la realizada con fines de investigación o de verificación de la seguridad, siempre que: a) no se divulguen ni utilicen los datos de personas reidentificadas; b) se comunique el hallazgo a la entidad responsable y a la Autoridad Nacional de Protección de Datos Personales dentro de los diez días hábiles siguientes; c) se destruyan los datos reidentificados; y d) la publicación de resultados se haga de forma agregada y una vez adoptadas las medidas correctivas o transcurridos noventa días desde la comunicación.</w:t>
       </w:r>
     </w:p>
     <w:p>
@@ -176,7 +190,7 @@
         <w:br/>
       </w:r>
       <w:r>
-        <w:t>Las entidades públicas priorizan el uso de datos sintéticos que cumplan el estándar para pruebas de software, capacitación y entrenamiento inicial de sistemas de IA, cuando ello sea técnicamente viable.</w:t>
+        <w:t>Las entidades públicas priorizan el uso de datos sintéticos que cumplan el estándar para pruebas de software, capacitación y entrenamiento inicial de sistemas de inteligencia artificial, cuando ello sea técnicamente viable.</w:t>
       </w:r>
     </w:p>
     <w:p>
@@ -191,7 +205,7 @@
         <w:br/>
       </w:r>
       <w:r>
-        <w:t>Reglamentación. El Poder Ejecutivo, mediante decreto supremo refrendado por el Ministerio de Justicia y Derechos Humanos y la Presidencia del Consejo de Ministros, reglamenta la presente ley en un plazo de ciento veinte días hábiles.</w:t>
+        <w:t>Reglamentación. El Poder Ejecutivo, mediante decreto supremo refrendado por el ministro de Justicia y Derechos Humanos y el presidente del Consejo de Ministros, reglamenta la presente ley en un plazo de ciento veinte días hábiles contados a partir del día siguiente de su publicación, y adecúa los artículos 41 y 134 del Reglamento de la Ley 29733, aprobado por Decreto Supremo 016-2024-JUS.</w:t>
       </w:r>
     </w:p>
     <w:p>
@@ -221,7 +235,7 @@
         <w:br/>
       </w:r>
       <w:r>
-        <w:t>Vigencia. La presente ley entra en vigencia al día siguiente de la publicación de su reglamento.</w:t>
+        <w:t>Vigencia. La presente ley entra en vigencia al día siguiente de su publicación en el diario oficial El Peruano. Los artículos 4 y 5 son exigibles desde la vigencia del reglamento.</w:t>
       </w:r>
     </w:p>
     <w:p>
@@ -255,7 +269,7 @@
         <w:jc w:val="both"/>
       </w:pPr>
       <w:r>
-        <w:t>La investigación y el desarrollo de IA requieren datos detallados (microdatos de salud, educación, programas sociales, registros administrativos), pero su apertura choca legítimamente con la protección de datos personales. La Ley 29733 define los datos disociados, pero no fija un estándar técnico de anonimización con rango de ley ni regula los datos sintéticos. Según reportes oficiales y de la prensa jurídica sobre el nuevo Reglamento de la Ley 29733 (D.S. 016-2024-JUS), la Autoridad Nacional de Protección de Datos Personales puede emitir normas complementarias sobre disociación y anonimización, pero esto deja a investigadores y entidades sin reglas estables y vinculantes para todo el Estado. Como consecuencia, muchas entidades optan por no compartir datos ante el riesgo de sanción, o los comparten sin garantías suficientes. Además, la reidentificación de personas a partir de datos supuestamente anónimos, técnicamente posible con IA, no está tipificada como infracción específica. El Plan IA Perú 2050 (CIP/CNPP) plantea los datos como activo nacional, y la Estrategia Nacional de Gobierno de Datos 2026–2030 incluye la calidad y privacidad entre sus ejes. Experiencias como las guías de la ICO británica, el NIST (SP 800-188) y el Reglamento europeo de gobernanza de datos ofrecen modelos verificables.</w:t>
+        <w:t>La investigación y el desarrollo de IA requieren datos detallados (microdatos de salud, educación, programas sociales, registros administrativos), pero su apertura choca legítimamente con la protección de datos personales. La Ley 29733 define la anonimización (irreversible) y la disociación (reversible) y exime de consentimiento el tratamiento de datos anonimizados o disociados (art. 14, numeral 8), y el Reglamento aprobado por D.S. 016-2024-JUS encarga a la Autoridad Nacional de Protección de Datos Personales aprobar disposiciones complementarias u orientativas sobre disociación y anonimización (art. 41.3). Sin embargo, no existen reglas legales sobre datos sintéticos —que pueden memorizar y reproducir registros reales— ni sobre entornos seguros donde investigadores acreditados analicen datos disociados sin extraerlos, y el secreto estadístico del Decreto Legislativo 604 impide al INEI habilitar ese acceso sin norma de rango legal. Como consecuencia, muchas entidades optan por no compartir datos ante el riesgo de sanción, o los comparten sin garantías suficientes. Además, la reidentificación de personas a partir de datos supuestamente anónimos, técnicamente más sencilla con IA, no está tipificada como infracción imputable a cualquier persona, y una prohibición mal diseñada podría sancionar a investigadores que, de buena fe, detectan anonimizaciones defectuosas. El Plan IA Perú 2050 (CIP/CNPP) plantea los datos como activo nacional. Las guías de la ICO británica, el NIST (SP 800-188) y el Reglamento (UE) 2022/868 de gobernanza de datos ofrecen modelos verificables.</w:t>
       </w:r>
     </w:p>
     <w:p>
@@ -271,7 +285,7 @@
         <w:jc w:val="both"/>
       </w:pPr>
       <w:r>
-        <w:t>Establecer el régimen de anonimización, de generación de datos sintéticos y de entornos seguros de acceso a datos públicos para investigación e IA, y sancionar la reidentificación.</w:t>
+        <w:t>Establecer el régimen de datos sintéticos, de entornos seguros de acceso a datos públicos disociados para investigación e IA y de la reidentificación, articulado con la Ley 29733 y el secreto estadístico.</w:t>
       </w:r>
     </w:p>
     <w:p>
@@ -287,7 +301,7 @@
         <w:jc w:val="both"/>
       </w:pPr>
       <w:r>
-        <w:t>El costo es bajo a moderado: el INEI ya administra microdatos y puede ampliar sus servicios de acceso; los entornos seguros pueden implementarse gradualmente sobre infraestructura existente. El beneficio es destrabar el uso de datos públicos para investigación en políticas sociales, salud y educación, y para entrenar y evaluar modelos con información nacional, sin sacrificar la privacidad. La tipificación de la reidentificación disuade abusos que la IA hace más fáciles. No genera gasto adicional al Tesoro. La gradualidad permite empezar por los registros con mayor demanda de investigadores y ampliar según la experiencia.</w:t>
+        <w:t>El costo es bajo a moderado: el INEI ya administra microdatos y puede ampliar sus servicios de acceso; un entorno seguro centralizado con acceso remoto para varias entidades es más eficiente que entornos por entidad. El beneficio es destrabar el uso de datos públicos para investigación en políticas sociales, salud y educación, y para entrenar y evaluar modelos con información nacional, sin sacrificar la privacidad. La tipificación de la reidentificación disuade abusos, mientras la excepción de buena fe preserva la investigación que detecta anonimizaciones defectuosas. La presunción refutable sobre datos anonimizados y sintéticos evita dejar sin tutela a las personas si el avance técnico permite reidentificarlas. Conforme al art. 79 de la Constitución, la ley no impone gasto (los entornos son facultativos, art. 4.1); requiere opinión del MEF antes del dictamen.</w:t>
       </w:r>
     </w:p>
     <w:p>
@@ -303,7 +317,7 @@
         <w:jc w:val="both"/>
       </w:pPr>
       <w:r>
-        <w:t>Modifica la Ley 29733 (incorpora el art. 14-A y una infracción muy grave); complementa su Reglamento (D.S. 016-2024-JUS) y la normativa del Sistema Estadístico Nacional.</w:t>
+        <w:t>Modifica el numeral 8 del art. 14 de la Ley 29733 (texto del numeral por verificar contra el texto vigente). Tipifica en la propia ley una infracción muy grave sancionable conforme al art. 39 de la Ley 29733 y dispone adecuar los arts. 41 y 134 del D.S. 016-2024-JUS. Establece una excepción expresa al secreto estadístico del art. 97 del D.Leg. 604 limitada a entornos seguros, sin afectar secreto bancario ni reserva tributaria. Complementa el D.L. 1412 y el D.U. 007-2020. Coordinado con IA-04 (apertura de datos) e IA-08 (datos clínicos), que remiten a este estándar. No deroga normas.</w:t>
       </w:r>
     </w:p>
     <w:p>
@@ -319,7 +333,7 @@
         <w:jc w:val="both"/>
       </w:pPr>
       <w:r>
-        <w:t>Por verificar en SPLEY.</w:t>
+        <w:t>No se identificaron en SPLEY proyectos del periodo 2021-2026 sobre anonimización o datos sintéticos (búsqueda de la revisión de concordancia normativa; por confirmar al dictaminar). Relacionado: PL 04708/2022-CR, que modifica la Ley 29733.</w:t>
       </w:r>
     </w:p>
     <w:p>
@@ -336,6 +350,166 @@
       </w:pPr>
       <w:r>
         <w:t>Al 2031, estándar de anonimización y datos sintéticos aprobado y al menos cinco entornos seguros de acceso operativos (INEI y cuatro registros administrativos de alto valor) con proyectos autorizados publicados.</w:t>
+      </w:r>
+    </w:p>
+    <w:p>
+      <w:pPr>
+        <w:pStyle w:val="Heading2"/>
+      </w:pPr>
+      <w:r>
+        <w:t>Normas que modifica y entidades implicadas</w:t>
+      </w:r>
+    </w:p>
+    <w:p>
+      <w:pPr>
+        <w:pStyle w:val="ListBullet"/>
+      </w:pPr>
+      <w:r>
+        <w:t>Ley 29733, Ley de Protección de Datos Personales, art. 14, numeral 8 — modifica</w:t>
+      </w:r>
+    </w:p>
+    <w:p>
+      <w:pPr>
+        <w:pStyle w:val="ListBullet"/>
+      </w:pPr>
+      <w:r>
+        <w:t>Ley 29733, Ley de Protección de Datos Personales, art. 39 (multa aplicable a nueva infracción muy grave) — complementa</w:t>
+      </w:r>
+    </w:p>
+    <w:p>
+      <w:pPr>
+        <w:pStyle w:val="ListBullet"/>
+      </w:pPr>
+      <w:r>
+        <w:t>Decreto Legislativo 604, art. 97 (secreto estadístico) — complementa</w:t>
+      </w:r>
+    </w:p>
+    <w:p>
+      <w:pPr>
+        <w:pStyle w:val="ListBullet"/>
+      </w:pPr>
+      <w:r>
+        <w:t>Decreto Supremo 016-2024-JUS, arts. 41 y 134 — complementa</w:t>
+      </w:r>
+    </w:p>
+    <w:p>
+      <w:pPr>
+        <w:pStyle w:val="ListBullet"/>
+      </w:pPr>
+      <w:r>
+        <w:t>ANPD (sancionadora): Aprueba y revisa el estándar (art. 3), recibe reportes de buena fe (art. 7.3) y sanciona la reidentificación (art. 7.2).</w:t>
+      </w:r>
+    </w:p>
+    <w:p>
+      <w:pPr>
+        <w:pStyle w:val="ListBullet"/>
+      </w:pPr>
+      <w:r>
+        <w:t>INEI (ejecutora): Coordina el estándar y puede operar el entorno seguro centralizado con control de divulgación (arts. 3.1 y 4).</w:t>
+      </w:r>
+    </w:p>
+    <w:p>
+      <w:pPr>
+        <w:pStyle w:val="ListBullet"/>
+      </w:pPr>
+      <w:r>
+        <w:t>PCM-SGTD (consultiva): Coordina el estándar y la infraestructura (art. 3.1); co-refrenda el reglamento.</w:t>
+      </w:r>
+    </w:p>
+    <w:p>
+      <w:pPr>
+        <w:pStyle w:val="ListBullet"/>
+      </w:pPr>
+      <w:r>
+        <w:t>CNSD (supervisora): Recibe notificaciones de incidentes en entornos seguros (art. 4.3).</w:t>
+      </w:r>
+    </w:p>
+    <w:p>
+      <w:pPr>
+        <w:pStyle w:val="ListBullet"/>
+      </w:pPr>
+      <w:r>
+        <w:t>Entidades custodias de registros administrativos (MINSA, MINEDU, MIDIS, RENIEC, entre otras) (ejecutora): Pueden habilitar acceso en entornos seguros y aprueban evaluaciones de impacto para datos sensibles (arts. 4 y 5.2).</w:t>
+      </w:r>
+    </w:p>
+    <w:p>
+      <w:pPr>
+        <w:pStyle w:val="Heading2"/>
+      </w:pPr>
+      <w:r>
+        <w:t>Impacto económico estimado (referencial)</w:t>
+      </w:r>
+    </w:p>
+    <w:p>
+      <w:pPr>
+        <w:pStyle w:val="ListBullet"/>
+      </w:pPr>
+      <w:r>
+        <w:t>Tipo: gasto</w:t>
+      </w:r>
+    </w:p>
+    <w:p>
+      <w:pPr>
+        <w:pStyle w:val="ListBullet"/>
+      </w:pPr>
+      <w:r>
+        <w:t>Costo para el Estado: No cuantificable con información pública</w:t>
+      </w:r>
+    </w:p>
+    <w:p>
+      <w:pPr>
+        <w:pStyle w:val="ListBullet"/>
+      </w:pPr>
+      <w:r>
+        <w:t>Financiamiento: Presupuesto institucional del INEI, la ANPD y las entidades custodias, sin demandar recursos adicionales al Tesoro Público. Requiere coordinación con el Poder Ejecutivo e informe previo del MEF antes del dictamen (art. 79; STC 00018-2023-PI/TC).</w:t>
+      </w:r>
+    </w:p>
+    <w:p>
+      <w:pPr>
+        <w:pStyle w:val="ListBullet"/>
+      </w:pPr>
+      <w:r>
+        <w:t>Supuestos: Los entornos seguros son facultativos (art. 4.1); su costo depende de si se implementa un entorno centralizado en el INEI (escritorio virtual sin salida de datos) y de la demanda de proyectos, sin costo unitario público verificable. El estándar se elabora con personal existente de la ANPD y el INEI.</w:t>
+      </w:r>
+    </w:p>
+    <w:p>
+      <w:pPr>
+        <w:pStyle w:val="ListBullet"/>
+      </w:pPr>
+      <w:r>
+        <w:t>Beneficio para el Estado: Mejores evaluaciones de políticas públicas con registros administrativos; menor riesgo de brechas por compartir datos sin garantías. Cualitativo.</w:t>
+      </w:r>
+    </w:p>
+    <w:p>
+      <w:pPr>
+        <w:pStyle w:val="ListBullet"/>
+      </w:pPr>
+      <w:r>
+        <w:t>Beneficio para la sociedad: Investigación con datos nacionales y protección reforzada frente a la reidentificación. Cualitativo.</w:t>
+      </w:r>
+    </w:p>
+    <w:p>
+      <w:pPr>
+        <w:pStyle w:val="ListBullet"/>
+      </w:pPr>
+      <w:r>
+        <w:t>Inversión privada: Proyectos colaborativos empresa-academia con acceso a datos; no cuantificable.</w:t>
+      </w:r>
+    </w:p>
+    <w:p>
+      <w:pPr>
+        <w:pStyle w:val="ListBullet"/>
+      </w:pPr>
+      <w:r>
+        <w:t>Costo para privados: Investigadores: acreditación, acuerdos de uso y, para datos sensibles, comité de ética; costo bajo.</w:t>
+      </w:r>
+    </w:p>
+    <w:p>
+      <w:pPr>
+        <w:pStyle w:val="ListBullet"/>
+      </w:pPr>
+      <w:r>
+        <w:t>Riesgos: Exfiltración desde entornos seguros; datos sintéticos que memorizan registros reales; uso abusivo de la excepción de buena fe; baja adopción si no se habilita un entorno centralizado.</w:t>
       </w:r>
     </w:p>
     <w:p>
@@ -372,7 +546,7 @@
         <w:pStyle w:val="ListBullet"/>
       </w:pPr>
       <w:r>
-        <w:t>Decreto Supremo 016-2024-JUS, nuevo Reglamento de la Ley 29733 (nota oficial de El Peruano) — https://elperuano.pe/noticia/258993-proteccion-de-datos-personales-ejecutivo-aprueba-nuevo-reglamento-de-la-ley-n-29733</w:t>
+        <w:t>Decreto Supremo 016-2024-JUS, Reglamento de la Ley 29733 — https://www3.congreso.gob.pe/Docs/DGP/DIDP/files/ds_016-2024-jus.pdf</w:t>
       </w:r>
     </w:p>
     <w:p>
@@ -380,7 +554,15 @@
         <w:pStyle w:val="ListBullet"/>
       </w:pPr>
       <w:r>
-        <w:t>Decreto Legislativo 1412, Ley de Gobierno Digital — https://www.gob.pe/institucion/pcm/normas-legales/289706-1412</w:t>
+        <w:t>Decreto Legislativo 604, Ley de Organización y Funciones del INEI — https://www.leyes.congreso.gob.pe/Documentos/DecretosLegislativos/00604.pdf</w:t>
+      </w:r>
+    </w:p>
+    <w:p>
+      <w:pPr>
+        <w:pStyle w:val="ListBullet"/>
+      </w:pPr>
+      <w:r>
+        <w:t>Decreto Legislativo 1412, Ley de Gobierno Digital — https://busquedas.elperuano.pe/dispositivo/NL/1691026-1</w:t>
       </w:r>
     </w:p>
     <w:p>
@@ -412,7 +594,7 @@
         <w:pStyle w:val="ListBullet"/>
       </w:pPr>
       <w:r>
-        <w:t>El Peruano: Ejecutivo aprueba nuevo reglamento de la Ley 29733 — https://elperuano.pe/noticia/258993-proteccion-de-datos-personales-ejecutivo-aprueba-nuevo-reglamento-de-la-ley-n-29733</w:t>
+        <w:t>Decreto Supremo 016-2024-JUS, Reglamento de la Ley 29733 (art. 41) — https://www3.congreso.gob.pe/Docs/DGP/DIDP/files/ds_016-2024-jus.pdf</w:t>
       </w:r>
     </w:p>
     <w:p>
